--- a/artifacts/sw-architecture.docx
+++ b/artifacts/sw-architecture.docx
@@ -1,6 +1,6 @@
 
 <file path=word/document.xml><?xml version="1.0" encoding="utf-8"?>
-<w:document xmlns:wpc="http://schemas.microsoft.com/office/word/2010/wordprocessingCanvas" xmlns:mo="http://schemas.microsoft.com/office/mac/office/2008/main" xmlns:mc="http://schemas.openxmlformats.org/markup-compatibility/2006" xmlns:mv="urn:schemas-microsoft-com:mac:vml" xmlns:o="urn:schemas-microsoft-com:office:office" xmlns:r="http://schemas.openxmlformats.org/officeDocument/2006/relationships" xmlns:m="http://schemas.openxmlformats.org/officeDocument/2006/math" xmlns:v="urn:schemas-microsoft-com:vml" xmlns:wp14="http://schemas.microsoft.com/office/word/2010/wordprocessingDrawing" xmlns:wp="http://schemas.openxmlformats.org/drawingml/2006/wordprocessingDrawing" xmlns:w10="urn:schemas-microsoft-com:office:word" xmlns:w="http://schemas.openxmlformats.org/wordprocessingml/2006/main" xmlns:w14="http://schemas.microsoft.com/office/word/2010/wordml" xmlns:wpg="http://schemas.microsoft.com/office/word/2010/wordprocessingGroup" xmlns:wpi="http://schemas.microsoft.com/office/word/2010/wordprocessingInk" xmlns:wne="http://schemas.microsoft.com/office/word/2006/wordml" xmlns:wps="http://schemas.microsoft.com/office/word/2010/wordprocessingShape" mc:Ignorable="w14 wp14">
+<w:document xmlns:mc="http://schemas.openxmlformats.org/markup-compatibility/2006" xmlns:ns3="http://schemas.openxmlformats.org/drawingml/2006/main" xmlns:ns4="http://schemas.openxmlformats.org/drawingml/2006/picture" xmlns:r="http://schemas.openxmlformats.org/officeDocument/2006/relationships" xmlns:w="http://schemas.openxmlformats.org/wordprocessingml/2006/main" xmlns:wp="http://schemas.openxmlformats.org/drawingml/2006/wordprocessingDrawing" xmlns:wpc="http://schemas.microsoft.com/office/word/2010/wordprocessingCanvas" xmlns:mo="http://schemas.microsoft.com/office/mac/office/2008/main" xmlns:mv="urn:schemas-microsoft-com:mac:vml" xmlns:o="urn:schemas-microsoft-com:office:office" xmlns:m="http://schemas.openxmlformats.org/officeDocument/2006/math" xmlns:v="urn:schemas-microsoft-com:vml" xmlns:wp14="http://schemas.microsoft.com/office/word/2010/wordprocessingDrawing" xmlns:w10="urn:schemas-microsoft-com:office:word" xmlns:w14="http://schemas.microsoft.com/office/word/2010/wordml" xmlns:wpg="http://schemas.microsoft.com/office/word/2010/wordprocessingGroup" xmlns:wpi="http://schemas.microsoft.com/office/word/2010/wordprocessingInk" xmlns:wne="http://schemas.microsoft.com/office/word/2006/wordml" xmlns:wps="http://schemas.microsoft.com/office/word/2010/wordprocessingShape" mc:Ignorable="w14 wp14">
   <w:body>
     <w:p>
       <w:pPr>
@@ -806,35 +806,35 @@
       </w:pPr>
       <w:r>
         <w:drawing>
-          <wp:inline xmlns:a="http://schemas.openxmlformats.org/drawingml/2006/main" xmlns:pic="http://schemas.openxmlformats.org/drawingml/2006/picture">
+          <wp:inline>
             <wp:extent cx="5669280" cy="2926740"/>
             <wp:docPr id="1" name="Picture 1"/>
             <wp:cNvGraphicFramePr>
-              <a:graphicFrameLocks noChangeAspect="1"/>
+              <ns3:graphicFrameLocks noChangeAspect="1"/>
             </wp:cNvGraphicFramePr>
-            <a:graphic>
-              <a:graphicData uri="http://schemas.openxmlformats.org/drawingml/2006/picture">
-                <pic:pic>
-                  <pic:nvPicPr>
-                    <pic:cNvPr id="0" name="architecture.png"/>
-                    <pic:cNvPicPr/>
-                  </pic:nvPicPr>
-                  <pic:blipFill>
-                    <a:blip r:embed="rId9"/>
-                    <a:stretch>
-                      <a:fillRect/>
-                    </a:stretch>
-                  </pic:blipFill>
-                  <pic:spPr>
-                    <a:xfrm>
-                      <a:off x="0" y="0"/>
-                      <a:ext cx="5669280" cy="2926740"/>
-                    </a:xfrm>
-                    <a:prstGeom prst="rect"/>
-                  </pic:spPr>
-                </pic:pic>
-              </a:graphicData>
-            </a:graphic>
+            <ns3:graphic>
+              <ns3:graphicData uri="http://schemas.openxmlformats.org/drawingml/2006/picture">
+                <ns4:pic>
+                  <ns4:nvPicPr>
+                    <ns4:cNvPr id="0" name="architecture.png"/>
+                    <ns4:cNvPicPr/>
+                  </ns4:nvPicPr>
+                  <ns4:blipFill>
+                    <ns3:blip r:embed="rId9"/>
+                    <ns3:stretch>
+                      <ns3:fillRect/>
+                    </ns3:stretch>
+                  </ns4:blipFill>
+                  <ns4:spPr>
+                    <ns3:xfrm>
+                      <ns3:off x="0" y="0"/>
+                      <ns3:ext cx="5669280" cy="2926740"/>
+                    </ns3:xfrm>
+                    <ns3:prstGeom prst="rect"/>
+                  </ns4:spPr>
+                </ns4:pic>
+              </ns3:graphicData>
+            </ns3:graphic>
           </wp:inline>
         </w:drawing>
       </w:r>
@@ -2966,7 +2966,7 @@
               <w:rPr>
                 <w:b w:val="0"/>
               </w:rPr>
-              <w:t>실행 SQL 을 레벨과 무관하게 항상 기록</w:t>
+              <w:t xml:space="preserve">실행 SQL을 INFO로 기록한다. 로깅 사용 여부와 레벨 필터를 확인한다</w:t>
             </w:r>
           </w:p>
         </w:tc>
@@ -3609,35 +3609,35 @@
       </w:pPr>
       <w:r>
         <w:drawing>
-          <wp:inline xmlns:a="http://schemas.openxmlformats.org/drawingml/2006/main" xmlns:pic="http://schemas.openxmlformats.org/drawingml/2006/picture">
+          <wp:inline>
             <wp:extent cx="5669280" cy="3287158"/>
             <wp:docPr id="2" name="Picture 2"/>
             <wp:cNvGraphicFramePr>
-              <a:graphicFrameLocks noChangeAspect="1"/>
+              <ns3:graphicFrameLocks noChangeAspect="1"/>
             </wp:cNvGraphicFramePr>
-            <a:graphic>
-              <a:graphicData uri="http://schemas.openxmlformats.org/drawingml/2006/picture">
-                <pic:pic>
-                  <pic:nvPicPr>
-                    <pic:cNvPr id="0" name="seq-create-job.png"/>
-                    <pic:cNvPicPr/>
-                  </pic:nvPicPr>
-                  <pic:blipFill>
-                    <a:blip r:embed="rId10"/>
-                    <a:stretch>
-                      <a:fillRect/>
-                    </a:stretch>
-                  </pic:blipFill>
-                  <pic:spPr>
-                    <a:xfrm>
-                      <a:off x="0" y="0"/>
-                      <a:ext cx="5669280" cy="3287158"/>
-                    </a:xfrm>
-                    <a:prstGeom prst="rect"/>
-                  </pic:spPr>
-                </pic:pic>
-              </a:graphicData>
-            </a:graphic>
+            <ns3:graphic>
+              <ns3:graphicData uri="http://schemas.openxmlformats.org/drawingml/2006/picture">
+                <ns4:pic>
+                  <ns4:nvPicPr>
+                    <ns4:cNvPr id="0" name="seq-create-job.png"/>
+                    <ns4:cNvPicPr/>
+                  </ns4:nvPicPr>
+                  <ns4:blipFill>
+                    <ns3:blip r:embed="rId10"/>
+                    <ns3:stretch>
+                      <ns3:fillRect/>
+                    </ns3:stretch>
+                  </ns4:blipFill>
+                  <ns4:spPr>
+                    <ns3:xfrm>
+                      <ns3:off x="0" y="0"/>
+                      <ns3:ext cx="5669280" cy="3287158"/>
+                    </ns3:xfrm>
+                    <ns3:prstGeom prst="rect"/>
+                  </ns4:spPr>
+                </ns4:pic>
+              </ns3:graphicData>
+            </ns3:graphic>
           </wp:inline>
         </w:drawing>
       </w:r>
@@ -4249,35 +4249,35 @@
       </w:pPr>
       <w:r>
         <w:drawing>
-          <wp:inline xmlns:a="http://schemas.openxmlformats.org/drawingml/2006/main" xmlns:pic="http://schemas.openxmlformats.org/drawingml/2006/picture">
+          <wp:inline>
             <wp:extent cx="5669280" cy="2664774"/>
             <wp:docPr id="3" name="Picture 3"/>
             <wp:cNvGraphicFramePr>
-              <a:graphicFrameLocks noChangeAspect="1"/>
+              <ns3:graphicFrameLocks noChangeAspect="1"/>
             </wp:cNvGraphicFramePr>
-            <a:graphic>
-              <a:graphicData uri="http://schemas.openxmlformats.org/drawingml/2006/picture">
-                <pic:pic>
-                  <pic:nvPicPr>
-                    <pic:cNvPr id="0" name="admission.png"/>
-                    <pic:cNvPicPr/>
-                  </pic:nvPicPr>
-                  <pic:blipFill>
-                    <a:blip r:embed="rId11"/>
-                    <a:stretch>
-                      <a:fillRect/>
-                    </a:stretch>
-                  </pic:blipFill>
-                  <pic:spPr>
-                    <a:xfrm>
-                      <a:off x="0" y="0"/>
-                      <a:ext cx="5669280" cy="2664774"/>
-                    </a:xfrm>
-                    <a:prstGeom prst="rect"/>
-                  </pic:spPr>
-                </pic:pic>
-              </a:graphicData>
-            </a:graphic>
+            <ns3:graphic>
+              <ns3:graphicData uri="http://schemas.openxmlformats.org/drawingml/2006/picture">
+                <ns4:pic>
+                  <ns4:nvPicPr>
+                    <ns4:cNvPr id="0" name="admission.png"/>
+                    <ns4:cNvPicPr/>
+                  </ns4:nvPicPr>
+                  <ns4:blipFill>
+                    <ns3:blip r:embed="rId11"/>
+                    <ns3:stretch>
+                      <ns3:fillRect/>
+                    </ns3:stretch>
+                  </ns4:blipFill>
+                  <ns4:spPr>
+                    <ns3:xfrm>
+                      <ns3:off x="0" y="0"/>
+                      <ns3:ext cx="5669280" cy="2664774"/>
+                    </ns3:xfrm>
+                    <ns3:prstGeom prst="rect"/>
+                  </ns4:spPr>
+                </ns4:pic>
+              </ns3:graphicData>
+            </ns3:graphic>
           </wp:inline>
         </w:drawing>
       </w:r>
@@ -5185,35 +5185,35 @@
       </w:pPr>
       <w:r>
         <w:drawing>
-          <wp:inline xmlns:a="http://schemas.openxmlformats.org/drawingml/2006/main" xmlns:pic="http://schemas.openxmlformats.org/drawingml/2006/picture">
+          <wp:inline>
             <wp:extent cx="5669280" cy="4489647"/>
             <wp:docPr id="4" name="Picture 4"/>
             <wp:cNvGraphicFramePr>
-              <a:graphicFrameLocks noChangeAspect="1"/>
+              <ns3:graphicFrameLocks noChangeAspect="1"/>
             </wp:cNvGraphicFramePr>
-            <a:graphic>
-              <a:graphicData uri="http://schemas.openxmlformats.org/drawingml/2006/picture">
-                <pic:pic>
-                  <pic:nvPicPr>
-                    <pic:cNvPr id="0" name="class-executor-backend.png"/>
-                    <pic:cNvPicPr/>
-                  </pic:nvPicPr>
-                  <pic:blipFill>
-                    <a:blip r:embed="rId12"/>
-                    <a:stretch>
-                      <a:fillRect/>
-                    </a:stretch>
-                  </pic:blipFill>
-                  <pic:spPr>
-                    <a:xfrm>
-                      <a:off x="0" y="0"/>
-                      <a:ext cx="5669280" cy="4489647"/>
-                    </a:xfrm>
-                    <a:prstGeom prst="rect"/>
-                  </pic:spPr>
-                </pic:pic>
-              </a:graphicData>
-            </a:graphic>
+            <ns3:graphic>
+              <ns3:graphicData uri="http://schemas.openxmlformats.org/drawingml/2006/picture">
+                <ns4:pic>
+                  <ns4:nvPicPr>
+                    <ns4:cNvPr id="0" name="class-executor-backend.png"/>
+                    <ns4:cNvPicPr/>
+                  </ns4:nvPicPr>
+                  <ns4:blipFill>
+                    <ns3:blip r:embed="rId12"/>
+                    <ns3:stretch>
+                      <ns3:fillRect/>
+                    </ns3:stretch>
+                  </ns4:blipFill>
+                  <ns4:spPr>
+                    <ns3:xfrm>
+                      <ns3:off x="0" y="0"/>
+                      <ns3:ext cx="5669280" cy="4489647"/>
+                    </ns3:xfrm>
+                    <ns3:prstGeom prst="rect"/>
+                  </ns4:spPr>
+                </ns4:pic>
+              </ns3:graphicData>
+            </ns3:graphic>
           </wp:inline>
         </w:drawing>
       </w:r>
@@ -5780,35 +5780,35 @@
       </w:pPr>
       <w:r>
         <w:drawing>
-          <wp:inline xmlns:a="http://schemas.openxmlformats.org/drawingml/2006/main" xmlns:pic="http://schemas.openxmlformats.org/drawingml/2006/picture">
+          <wp:inline>
             <wp:extent cx="5669280" cy="3596854"/>
             <wp:docPr id="5" name="Picture 5"/>
             <wp:cNvGraphicFramePr>
-              <a:graphicFrameLocks noChangeAspect="1"/>
+              <ns3:graphicFrameLocks noChangeAspect="1"/>
             </wp:cNvGraphicFramePr>
-            <a:graphic>
-              <a:graphicData uri="http://schemas.openxmlformats.org/drawingml/2006/picture">
-                <pic:pic>
-                  <pic:nvPicPr>
-                    <pic:cNvPr id="0" name="exec-modes.png"/>
-                    <pic:cNvPicPr/>
-                  </pic:nvPicPr>
-                  <pic:blipFill>
-                    <a:blip r:embed="rId13"/>
-                    <a:stretch>
-                      <a:fillRect/>
-                    </a:stretch>
-                  </pic:blipFill>
-                  <pic:spPr>
-                    <a:xfrm>
-                      <a:off x="0" y="0"/>
-                      <a:ext cx="5669280" cy="3596854"/>
-                    </a:xfrm>
-                    <a:prstGeom prst="rect"/>
-                  </pic:spPr>
-                </pic:pic>
-              </a:graphicData>
-            </a:graphic>
+            <ns3:graphic>
+              <ns3:graphicData uri="http://schemas.openxmlformats.org/drawingml/2006/picture">
+                <ns4:pic>
+                  <ns4:nvPicPr>
+                    <ns4:cNvPr id="0" name="exec-modes.png"/>
+                    <ns4:cNvPicPr/>
+                  </ns4:nvPicPr>
+                  <ns4:blipFill>
+                    <ns3:blip r:embed="rId13"/>
+                    <ns3:stretch>
+                      <ns3:fillRect/>
+                    </ns3:stretch>
+                  </ns4:blipFill>
+                  <ns4:spPr>
+                    <ns3:xfrm>
+                      <ns3:off x="0" y="0"/>
+                      <ns3:ext cx="5669280" cy="3596854"/>
+                    </ns3:xfrm>
+                    <ns3:prstGeom prst="rect"/>
+                  </ns4:spPr>
+                </ns4:pic>
+              </ns3:graphicData>
+            </ns3:graphic>
           </wp:inline>
         </w:drawing>
       </w:r>
@@ -5942,35 +5942,35 @@
       </w:pPr>
       <w:r>
         <w:drawing>
-          <wp:inline xmlns:a="http://schemas.openxmlformats.org/drawingml/2006/main" xmlns:pic="http://schemas.openxmlformats.org/drawingml/2006/picture">
+          <wp:inline>
             <wp:extent cx="5669280" cy="2673809"/>
             <wp:docPr id="6" name="Picture 6"/>
             <wp:cNvGraphicFramePr>
-              <a:graphicFrameLocks noChangeAspect="1"/>
+              <ns3:graphicFrameLocks noChangeAspect="1"/>
             </wp:cNvGraphicFramePr>
-            <a:graphic>
-              <a:graphicData uri="http://schemas.openxmlformats.org/drawingml/2006/picture">
-                <pic:pic>
-                  <pic:nvPicPr>
-                    <pic:cNvPr id="0" name="s3-stage-phases.png"/>
-                    <pic:cNvPicPr/>
-                  </pic:nvPicPr>
-                  <pic:blipFill>
-                    <a:blip r:embed="rId14"/>
-                    <a:stretch>
-                      <a:fillRect/>
-                    </a:stretch>
-                  </pic:blipFill>
-                  <pic:spPr>
-                    <a:xfrm>
-                      <a:off x="0" y="0"/>
-                      <a:ext cx="5669280" cy="2673809"/>
-                    </a:xfrm>
-                    <a:prstGeom prst="rect"/>
-                  </pic:spPr>
-                </pic:pic>
-              </a:graphicData>
-            </a:graphic>
+            <ns3:graphic>
+              <ns3:graphicData uri="http://schemas.openxmlformats.org/drawingml/2006/picture">
+                <ns4:pic>
+                  <ns4:nvPicPr>
+                    <ns4:cNvPr id="0" name="s3-stage-phases.png"/>
+                    <ns4:cNvPicPr/>
+                  </ns4:nvPicPr>
+                  <ns4:blipFill>
+                    <ns3:blip r:embed="rId14"/>
+                    <ns3:stretch>
+                      <ns3:fillRect/>
+                    </ns3:stretch>
+                  </ns4:blipFill>
+                  <ns4:spPr>
+                    <ns3:xfrm>
+                      <ns3:off x="0" y="0"/>
+                      <ns3:ext cx="5669280" cy="2673809"/>
+                    </ns3:xfrm>
+                    <ns3:prstGeom prst="rect"/>
+                  </ns4:spPr>
+                </ns4:pic>
+              </ns3:graphicData>
+            </ns3:graphic>
           </wp:inline>
         </w:drawing>
       </w:r>
@@ -6154,35 +6154,35 @@
       </w:pPr>
       <w:r>
         <w:drawing>
-          <wp:inline xmlns:a="http://schemas.openxmlformats.org/drawingml/2006/main" xmlns:pic="http://schemas.openxmlformats.org/drawingml/2006/picture">
+          <wp:inline>
             <wp:extent cx="5669280" cy="4158098"/>
             <wp:docPr id="7" name="Picture 7"/>
             <wp:cNvGraphicFramePr>
-              <a:graphicFrameLocks noChangeAspect="1"/>
+              <ns3:graphicFrameLocks noChangeAspect="1"/>
             </wp:cNvGraphicFramePr>
-            <a:graphic>
-              <a:graphicData uri="http://schemas.openxmlformats.org/drawingml/2006/picture">
-                <pic:pic>
-                  <pic:nvPicPr>
-                    <pic:cNvPr id="0" name="class-tools.png"/>
-                    <pic:cNvPicPr/>
-                  </pic:nvPicPr>
-                  <pic:blipFill>
-                    <a:blip r:embed="rId15"/>
-                    <a:stretch>
-                      <a:fillRect/>
-                    </a:stretch>
-                  </pic:blipFill>
-                  <pic:spPr>
-                    <a:xfrm>
-                      <a:off x="0" y="0"/>
-                      <a:ext cx="5669280" cy="4158098"/>
-                    </a:xfrm>
-                    <a:prstGeom prst="rect"/>
-                  </pic:spPr>
-                </pic:pic>
-              </a:graphicData>
-            </a:graphic>
+            <ns3:graphic>
+              <ns3:graphicData uri="http://schemas.openxmlformats.org/drawingml/2006/picture">
+                <ns4:pic>
+                  <ns4:nvPicPr>
+                    <ns4:cNvPr id="0" name="class-tools.png"/>
+                    <ns4:cNvPicPr/>
+                  </ns4:nvPicPr>
+                  <ns4:blipFill>
+                    <ns3:blip r:embed="rId15"/>
+                    <ns3:stretch>
+                      <ns3:fillRect/>
+                    </ns3:stretch>
+                  </ns4:blipFill>
+                  <ns4:spPr>
+                    <ns3:xfrm>
+                      <ns3:off x="0" y="0"/>
+                      <ns3:ext cx="5669280" cy="4158098"/>
+                    </ns3:xfrm>
+                    <ns3:prstGeom prst="rect"/>
+                  </ns4:spPr>
+                </ns4:pic>
+              </ns3:graphicData>
+            </ns3:graphic>
           </wp:inline>
         </w:drawing>
       </w:r>
@@ -6949,35 +6949,35 @@
       </w:pPr>
       <w:r>
         <w:drawing>
-          <wp:inline xmlns:a="http://schemas.openxmlformats.org/drawingml/2006/main" xmlns:pic="http://schemas.openxmlformats.org/drawingml/2006/picture">
+          <wp:inline>
             <wp:extent cx="5669280" cy="4656909"/>
             <wp:docPr id="8" name="Picture 8"/>
             <wp:cNvGraphicFramePr>
-              <a:graphicFrameLocks noChangeAspect="1"/>
+              <ns3:graphicFrameLocks noChangeAspect="1"/>
             </wp:cNvGraphicFramePr>
-            <a:graphic>
-              <a:graphicData uri="http://schemas.openxmlformats.org/drawingml/2006/picture">
-                <pic:pic>
-                  <pic:nvPicPr>
-                    <pic:cNvPr id="0" name="class-coordinator.png"/>
-                    <pic:cNvPicPr/>
-                  </pic:nvPicPr>
-                  <pic:blipFill>
-                    <a:blip r:embed="rId16"/>
-                    <a:stretch>
-                      <a:fillRect/>
-                    </a:stretch>
-                  </pic:blipFill>
-                  <pic:spPr>
-                    <a:xfrm>
-                      <a:off x="0" y="0"/>
-                      <a:ext cx="5669280" cy="4656909"/>
-                    </a:xfrm>
-                    <a:prstGeom prst="rect"/>
-                  </pic:spPr>
-                </pic:pic>
-              </a:graphicData>
-            </a:graphic>
+            <ns3:graphic>
+              <ns3:graphicData uri="http://schemas.openxmlformats.org/drawingml/2006/picture">
+                <ns4:pic>
+                  <ns4:nvPicPr>
+                    <ns4:cNvPr id="0" name="class-coordinator.png"/>
+                    <ns4:cNvPicPr/>
+                  </ns4:nvPicPr>
+                  <ns4:blipFill>
+                    <ns3:blip r:embed="rId16"/>
+                    <ns3:stretch>
+                      <ns3:fillRect/>
+                    </ns3:stretch>
+                  </ns4:blipFill>
+                  <ns4:spPr>
+                    <ns3:xfrm>
+                      <ns3:off x="0" y="0"/>
+                      <ns3:ext cx="5669280" cy="4656909"/>
+                    </ns3:xfrm>
+                    <ns3:prstGeom prst="rect"/>
+                  </ns4:spPr>
+                </ns4:pic>
+              </ns3:graphicData>
+            </ns3:graphic>
           </wp:inline>
         </w:drawing>
       </w:r>
@@ -7788,35 +7788,35 @@
       </w:pPr>
       <w:r>
         <w:drawing>
-          <wp:inline xmlns:a="http://schemas.openxmlformats.org/drawingml/2006/main" xmlns:pic="http://schemas.openxmlformats.org/drawingml/2006/picture">
+          <wp:inline>
             <wp:extent cx="5669280" cy="2870982"/>
             <wp:docPr id="9" name="Picture 9"/>
             <wp:cNvGraphicFramePr>
-              <a:graphicFrameLocks noChangeAspect="1"/>
+              <ns3:graphicFrameLocks noChangeAspect="1"/>
             </wp:cNvGraphicFramePr>
-            <a:graphic>
-              <a:graphicData uri="http://schemas.openxmlformats.org/drawingml/2006/picture">
-                <pic:pic>
-                  <pic:nvPicPr>
-                    <pic:cNvPr id="0" name="integration-model.png"/>
-                    <pic:cNvPicPr/>
-                  </pic:nvPicPr>
-                  <pic:blipFill>
-                    <a:blip r:embed="rId17"/>
-                    <a:stretch>
-                      <a:fillRect/>
-                    </a:stretch>
-                  </pic:blipFill>
-                  <pic:spPr>
-                    <a:xfrm>
-                      <a:off x="0" y="0"/>
-                      <a:ext cx="5669280" cy="2870982"/>
-                    </a:xfrm>
-                    <a:prstGeom prst="rect"/>
-                  </pic:spPr>
-                </pic:pic>
-              </a:graphicData>
-            </a:graphic>
+            <ns3:graphic>
+              <ns3:graphicData uri="http://schemas.openxmlformats.org/drawingml/2006/picture">
+                <ns4:pic>
+                  <ns4:nvPicPr>
+                    <ns4:cNvPr id="0" name="integration-model.png"/>
+                    <ns4:cNvPicPr/>
+                  </ns4:nvPicPr>
+                  <ns4:blipFill>
+                    <ns3:blip r:embed="rId17"/>
+                    <ns3:stretch>
+                      <ns3:fillRect/>
+                    </ns3:stretch>
+                  </ns4:blipFill>
+                  <ns4:spPr>
+                    <ns3:xfrm>
+                      <ns3:off x="0" y="0"/>
+                      <ns3:ext cx="5669280" cy="2870982"/>
+                    </ns3:xfrm>
+                    <ns3:prstGeom prst="rect"/>
+                  </ns4:spPr>
+                </ns4:pic>
+              </ns3:graphicData>
+            </ns3:graphic>
           </wp:inline>
         </w:drawing>
       </w:r>
